--- a/docs/Ideas de Requerimientos PA.docx
+++ b/docs/Ideas de Requerimientos PA.docx
@@ -319,62 +319,20 @@
         <w:rPr>
           <w:rFonts w:ascii="Arial" w:hAnsi="Arial" w:cs="Arial"/>
         </w:rPr>
-        <w:t xml:space="preserve">-El </w:t>
-      </w:r>
-      <w:proofErr w:type="spellStart"/>
-      <w:r>
-        <w:rPr>
-          <w:rFonts w:ascii="Arial" w:hAnsi="Arial" w:cs="Arial"/>
-        </w:rPr>
-        <w:t>index</w:t>
-      </w:r>
-      <w:proofErr w:type="spellEnd"/>
-      <w:r>
-        <w:rPr>
-          <w:rFonts w:ascii="Arial" w:hAnsi="Arial" w:cs="Arial"/>
-        </w:rPr>
-        <w:t xml:space="preserve"> para ambos usuarios será el </w:t>
-      </w:r>
-      <w:proofErr w:type="spellStart"/>
-      <w:r>
-        <w:rPr>
-          <w:rFonts w:ascii="Arial" w:hAnsi="Arial" w:cs="Arial"/>
-        </w:rPr>
-        <w:t>login</w:t>
-      </w:r>
-      <w:proofErr w:type="spellEnd"/>
-      <w:r>
-        <w:rPr>
-          <w:rFonts w:ascii="Arial" w:hAnsi="Arial" w:cs="Arial"/>
-        </w:rPr>
-        <w:t xml:space="preserve">. </w:t>
-      </w:r>
-    </w:p>
-    <w:p>
-      <w:pPr>
-        <w:rPr>
-          <w:rFonts w:ascii="Arial" w:hAnsi="Arial" w:cs="Arial"/>
-        </w:rPr>
-      </w:pPr>
-      <w:r>
-        <w:rPr>
-          <w:rFonts w:ascii="Arial" w:hAnsi="Arial" w:cs="Arial"/>
-        </w:rPr>
-        <w:t>-</w:t>
-      </w:r>
-      <w:proofErr w:type="spellStart"/>
-      <w:r>
-        <w:rPr>
-          <w:rFonts w:ascii="Arial" w:hAnsi="Arial" w:cs="Arial"/>
-        </w:rPr>
-        <w:t>Index</w:t>
-      </w:r>
-      <w:proofErr w:type="spellEnd"/>
-      <w:r>
-        <w:rPr>
-          <w:rFonts w:ascii="Arial" w:hAnsi="Arial" w:cs="Arial"/>
-        </w:rPr>
-        <w:t>: contará con dos campos, uno para ingresar su correo electrónico y otro para la contraseña, un enlace con la leyenda “Recuperar contraseña” y un botón que será el inicio de sesión.</w:t>
+        <w:t xml:space="preserve">-El index para ambos usuarios será el login. </w:t>
+      </w:r>
+    </w:p>
+    <w:p>
+      <w:pPr>
+        <w:rPr>
+          <w:rFonts w:ascii="Arial" w:hAnsi="Arial" w:cs="Arial"/>
+        </w:rPr>
+      </w:pPr>
+      <w:r>
+        <w:rPr>
+          <w:rFonts w:ascii="Arial" w:hAnsi="Arial" w:cs="Arial"/>
+        </w:rPr>
+        <w:t>-Index: contará con dos campos, uno para ingresar su correo electrónico y otro para la contraseña, un enlace con la leyenda “Recuperar contraseña” y un botón que será el inicio de sesión.</w:t>
       </w:r>
     </w:p>
     <w:p>
@@ -414,21 +372,7 @@
           <w:rFonts w:ascii="Arial" w:hAnsi="Arial" w:cs="Arial"/>
         </w:rPr>
         <w:tab/>
-        <w:t xml:space="preserve">*Al hacer </w:t>
-      </w:r>
-      <w:proofErr w:type="spellStart"/>
-      <w:r>
-        <w:rPr>
-          <w:rFonts w:ascii="Arial" w:hAnsi="Arial" w:cs="Arial"/>
-        </w:rPr>
-        <w:t>login</w:t>
-      </w:r>
-      <w:proofErr w:type="spellEnd"/>
-      <w:r>
-        <w:rPr>
-          <w:rFonts w:ascii="Arial" w:hAnsi="Arial" w:cs="Arial"/>
-        </w:rPr>
-        <w:t xml:space="preserve"> se verá</w:t>
+        <w:t>*Al hacer login se verá</w:t>
       </w:r>
       <w:r>
         <w:rPr>
@@ -545,7 +489,6 @@
           <w:rFonts w:ascii="Arial" w:hAnsi="Arial" w:cs="Arial"/>
           <w:i/>
           <w:iCs/>
-          <w:highlight w:val="yellow"/>
         </w:rPr>
         <w:t>(aún está pendiente lo que se le pedirá al usuario)</w:t>
       </w:r>
@@ -670,16 +613,8 @@
         <w:rPr>
           <w:rFonts w:ascii="Arial" w:hAnsi="Arial" w:cs="Arial"/>
         </w:rPr>
-        <w:t xml:space="preserve">en gris lo que falta por ser </w:t>
-      </w:r>
-      <w:proofErr w:type="gramStart"/>
-      <w:r>
-        <w:rPr>
-          <w:rFonts w:ascii="Arial" w:hAnsi="Arial" w:cs="Arial"/>
-        </w:rPr>
-        <w:t>liberado</w:t>
-      </w:r>
-      <w:proofErr w:type="gramEnd"/>
+        <w:t>en gris lo que falta por ser liberado</w:t>
+      </w:r>
       <w:r>
         <w:rPr>
           <w:rFonts w:ascii="Arial" w:hAnsi="Arial" w:cs="Arial"/>
@@ -776,6 +711,7 @@
       <w:r>
         <w:rPr>
           <w:rFonts w:ascii="Arial" w:hAnsi="Arial" w:cs="Arial"/>
+          <w:noProof/>
         </w:rPr>
         <w:lastRenderedPageBreak/>
         <w:drawing>
@@ -831,6 +767,7 @@
       <w:r>
         <w:rPr>
           <w:rFonts w:ascii="Arial" w:hAnsi="Arial" w:cs="Arial"/>
+          <w:noProof/>
         </w:rPr>
         <w:drawing>
           <wp:anchor distT="0" distB="0" distL="114300" distR="114300" simplePos="0" relativeHeight="251662336" behindDoc="1" locked="0" layoutInCell="1" allowOverlap="1" wp14:anchorId="653E7CCA" wp14:editId="1378C359">
@@ -1002,6 +939,7 @@
       <w:r>
         <w:rPr>
           <w:rFonts w:ascii="Arial" w:hAnsi="Arial" w:cs="Arial"/>
+          <w:noProof/>
         </w:rPr>
         <w:drawing>
           <wp:inline distT="0" distB="0" distL="0" distR="0" wp14:anchorId="21119665" wp14:editId="2F977843">
@@ -1108,6 +1046,7 @@
       <w:r>
         <w:rPr>
           <w:rFonts w:ascii="Arial" w:hAnsi="Arial" w:cs="Arial"/>
+          <w:noProof/>
         </w:rPr>
         <w:lastRenderedPageBreak/>
         <w:drawing>
@@ -1156,6 +1095,7 @@
       <w:r>
         <w:rPr>
           <w:rFonts w:ascii="Arial" w:hAnsi="Arial" w:cs="Arial"/>
+          <w:noProof/>
         </w:rPr>
         <w:lastRenderedPageBreak/>
         <w:drawing>
@@ -1211,6 +1151,7 @@
       <w:r>
         <w:rPr>
           <w:rFonts w:ascii="Arial" w:hAnsi="Arial" w:cs="Arial"/>
+          <w:noProof/>
         </w:rPr>
         <w:drawing>
           <wp:inline distT="0" distB="0" distL="0" distR="0" wp14:anchorId="6841F31A" wp14:editId="53F8877E">
@@ -1319,21 +1260,7 @@
         <w:rPr>
           <w:rFonts w:ascii="Arial" w:hAnsi="Arial" w:cs="Arial"/>
         </w:rPr>
-        <w:t xml:space="preserve">Al hacer </w:t>
-      </w:r>
-      <w:proofErr w:type="spellStart"/>
-      <w:r>
-        <w:rPr>
-          <w:rFonts w:ascii="Arial" w:hAnsi="Arial" w:cs="Arial"/>
-        </w:rPr>
-        <w:t>login</w:t>
-      </w:r>
-      <w:proofErr w:type="spellEnd"/>
-      <w:r>
-        <w:rPr>
-          <w:rFonts w:ascii="Arial" w:hAnsi="Arial" w:cs="Arial"/>
-        </w:rPr>
-        <w:t xml:space="preserve"> el usuario podrá visualizar </w:t>
+        <w:t xml:space="preserve">Al hacer login el usuario podrá visualizar </w:t>
       </w:r>
       <w:r>
         <w:rPr>
@@ -1526,21 +1453,7 @@
         <w:rPr>
           <w:rFonts w:ascii="Arial" w:hAnsi="Arial" w:cs="Arial"/>
         </w:rPr>
-        <w:t xml:space="preserve"> </w:t>
-      </w:r>
-      <w:proofErr w:type="spellStart"/>
-      <w:r>
-        <w:rPr>
-          <w:rFonts w:ascii="Arial" w:hAnsi="Arial" w:cs="Arial"/>
-        </w:rPr>
-        <w:t>id_segmento</w:t>
-      </w:r>
-      <w:proofErr w:type="spellEnd"/>
-      <w:r>
-        <w:rPr>
-          <w:rFonts w:ascii="Arial" w:hAnsi="Arial" w:cs="Arial"/>
-        </w:rPr>
-        <w:t xml:space="preserve"> </w:t>
+        <w:t xml:space="preserve"> id_segmento </w:t>
       </w:r>
     </w:p>
     <w:p>
@@ -1559,21 +1472,7 @@
         <w:rPr>
           <w:rFonts w:ascii="Arial" w:hAnsi="Arial" w:cs="Arial"/>
         </w:rPr>
-        <w:t xml:space="preserve"> </w:t>
-      </w:r>
-      <w:proofErr w:type="spellStart"/>
-      <w:r>
-        <w:rPr>
-          <w:rFonts w:ascii="Arial" w:hAnsi="Arial" w:cs="Arial"/>
-        </w:rPr>
-        <w:t>id_nucleo</w:t>
-      </w:r>
-      <w:proofErr w:type="spellEnd"/>
-      <w:r>
-        <w:rPr>
-          <w:rFonts w:ascii="Arial" w:hAnsi="Arial" w:cs="Arial"/>
-        </w:rPr>
-        <w:t xml:space="preserve"> </w:t>
+        <w:t xml:space="preserve"> id_nucleo </w:t>
       </w:r>
     </w:p>
     <w:p>
@@ -1592,21 +1491,7 @@
         <w:rPr>
           <w:rFonts w:ascii="Arial" w:hAnsi="Arial" w:cs="Arial"/>
         </w:rPr>
-        <w:t xml:space="preserve"> </w:t>
-      </w:r>
-      <w:proofErr w:type="spellStart"/>
-      <w:r>
-        <w:rPr>
-          <w:rFonts w:ascii="Arial" w:hAnsi="Arial" w:cs="Arial"/>
-        </w:rPr>
-        <w:t>orden_en_ruta</w:t>
-      </w:r>
-      <w:proofErr w:type="spellEnd"/>
-      <w:r>
-        <w:rPr>
-          <w:rFonts w:ascii="Arial" w:hAnsi="Arial" w:cs="Arial"/>
-        </w:rPr>
-        <w:t xml:space="preserve"> </w:t>
+        <w:t xml:space="preserve"> orden_en_ruta </w:t>
       </w:r>
     </w:p>
     <w:p>
@@ -1807,23 +1692,13 @@
         </w:rPr>
         <w:t xml:space="preserve"> Un </w:t>
       </w:r>
-      <w:proofErr w:type="spellStart"/>
       <w:r>
         <w:rPr>
           <w:rFonts w:ascii="Arial" w:hAnsi="Arial" w:cs="Arial"/>
           <w:b/>
           <w:bCs/>
         </w:rPr>
-        <w:t>Admin</w:t>
-      </w:r>
-      <w:proofErr w:type="spellEnd"/>
-      <w:r>
-        <w:rPr>
-          <w:rFonts w:ascii="Arial" w:hAnsi="Arial" w:cs="Arial"/>
-          <w:b/>
-          <w:bCs/>
-        </w:rPr>
-        <w:t xml:space="preserve"> puede ver y modificar cualquier tramo y cualquier núcleo agrario</w:t>
+        <w:t>Admin puede ver y modificar cualquier tramo y cualquier núcleo agrario</w:t>
       </w:r>
       <w:r>
         <w:rPr>
@@ -2441,19 +2316,11 @@
           <w:rFonts w:ascii="Arial" w:hAnsi="Arial" w:cs="Arial"/>
         </w:rPr>
       </w:pPr>
-      <w:proofErr w:type="spellStart"/>
-      <w:r>
-        <w:rPr>
-          <w:rFonts w:ascii="Arial" w:hAnsi="Arial" w:cs="Arial"/>
-        </w:rPr>
-        <w:t>Silvituc</w:t>
-      </w:r>
-      <w:proofErr w:type="spellEnd"/>
-      <w:r>
-        <w:rPr>
-          <w:rFonts w:ascii="Arial" w:hAnsi="Arial" w:cs="Arial"/>
-        </w:rPr>
-        <w:t xml:space="preserve"> = gris </w:t>
+      <w:r>
+        <w:rPr>
+          <w:rFonts w:ascii="Arial" w:hAnsi="Arial" w:cs="Arial"/>
+        </w:rPr>
+        <w:t xml:space="preserve">Silvituc = gris </w:t>
       </w:r>
     </w:p>
     <w:p>
@@ -2504,36 +2371,724 @@
           <w:rFonts w:ascii="Arial" w:hAnsi="Arial" w:cs="Arial"/>
         </w:rPr>
         <w:lastRenderedPageBreak/>
-        <w:t xml:space="preserve">El mapa no hará </w:t>
-      </w:r>
-      <w:proofErr w:type="gramStart"/>
-      <w:r>
-        <w:rPr>
-          <w:rFonts w:ascii="Arial" w:hAnsi="Arial" w:cs="Arial"/>
-        </w:rPr>
-        <w:t>zoom</w:t>
-      </w:r>
-      <w:proofErr w:type="gramEnd"/>
-      <w:r>
-        <w:rPr>
-          <w:rFonts w:ascii="Arial" w:hAnsi="Arial" w:cs="Arial"/>
-        </w:rPr>
-        <w:t>, no tendrá edición libre, ni se podrá recalcular el mapa.</w:t>
-      </w:r>
-    </w:p>
-    <w:p>
-      <w:pPr>
-        <w:rPr>
-          <w:rFonts w:ascii="Arial" w:hAnsi="Arial" w:cs="Arial"/>
-        </w:rPr>
-      </w:pPr>
-    </w:p>
-    <w:p>
-      <w:pPr>
-        <w:rPr>
-          <w:rFonts w:ascii="Arial" w:hAnsi="Arial" w:cs="Arial"/>
-        </w:rPr>
-      </w:pPr>
+        <w:t>El mapa no hará zoom, no tendrá edición libre, ni se podrá recalcular el mapa.</w:t>
+      </w:r>
+    </w:p>
+    <w:p>
+      <w:pPr>
+        <w:rPr>
+          <w:rFonts w:ascii="Arial" w:hAnsi="Arial" w:cs="Arial"/>
+        </w:rPr>
+      </w:pPr>
+    </w:p>
+    <w:p>
+      <w:pPr>
+        <w:rPr>
+          <w:rFonts w:ascii="Arial" w:hAnsi="Arial" w:cs="Arial"/>
+        </w:rPr>
+      </w:pPr>
+    </w:p>
+    <w:p>
+      <w:pPr>
+        <w:rPr>
+          <w:rFonts w:ascii="Arial" w:hAnsi="Arial" w:cs="Arial"/>
+        </w:rPr>
+      </w:pPr>
+      <w:r>
+        <w:rPr>
+          <w:rFonts w:ascii="Arial" w:hAnsi="Arial" w:cs="Arial"/>
+          <w:b/>
+          <w:bCs/>
+        </w:rPr>
+        <w:t>Para RN-12</w:t>
+      </w:r>
+      <w:r>
+        <w:rPr>
+          <w:rFonts w:ascii="Arial" w:hAnsi="Arial" w:cs="Arial"/>
+          <w:b/>
+          <w:bCs/>
+        </w:rPr>
+        <w:br/>
+      </w:r>
+      <w:r>
+        <w:rPr>
+          <w:rFonts w:ascii="Arial" w:hAnsi="Arial" w:cs="Arial"/>
+        </w:rPr>
+        <w:t>¿En qué momento pasa el tramo de gris a verde?</w:t>
+      </w:r>
+    </w:p>
+    <w:p>
+      <w:pPr>
+        <w:rPr>
+          <w:rFonts w:ascii="Arial" w:hAnsi="Arial" w:cs="Arial"/>
+        </w:rPr>
+      </w:pPr>
+      <w:r>
+        <w:rPr>
+          <w:rFonts w:ascii="Arial" w:hAnsi="Arial" w:cs="Arial"/>
+        </w:rPr>
+        <w:t>-Cuando están todas las anuencias (solo es una anuencia por núcleo) y que el acta y convenio estén inscritos en el RAN</w:t>
+      </w:r>
+    </w:p>
+    <w:p>
+      <w:pPr>
+        <w:rPr>
+          <w:rFonts w:ascii="Arial" w:hAnsi="Arial" w:cs="Arial"/>
+        </w:rPr>
+      </w:pPr>
+    </w:p>
+    <w:p>
+      <w:pPr>
+        <w:rPr>
+          <w:rFonts w:ascii="Arial" w:hAnsi="Arial" w:cs="Arial"/>
+        </w:rPr>
+      </w:pPr>
+      <w:r>
+        <w:rPr>
+          <w:rFonts w:ascii="Arial" w:hAnsi="Arial" w:cs="Arial"/>
+        </w:rPr>
+        <w:t>Todas las asambleas deben ser autorizadas, de lo contrario se hace una expropiación (la expropiación podría verse como un conflicto legal)</w:t>
+      </w:r>
+      <w:r>
+        <w:rPr>
+          <w:rFonts w:ascii="Arial" w:hAnsi="Arial" w:cs="Arial"/>
+        </w:rPr>
+        <w:br/>
+      </w:r>
+      <w:r>
+        <w:rPr>
+          <w:rFonts w:ascii="Arial" w:hAnsi="Arial" w:cs="Arial"/>
+        </w:rPr>
+        <w:br/>
+      </w:r>
+      <w:r>
+        <w:rPr>
+          <w:rFonts w:ascii="Arial" w:hAnsi="Arial" w:cs="Arial"/>
+          <w:b/>
+          <w:bCs/>
+        </w:rPr>
+        <w:t>Orden del proceso:</w:t>
+      </w:r>
+      <w:r>
+        <w:rPr>
+          <w:rFonts w:ascii="Arial" w:hAnsi="Arial" w:cs="Arial"/>
+          <w:b/>
+          <w:bCs/>
+        </w:rPr>
+        <w:br/>
+      </w:r>
+      <w:r>
+        <w:rPr>
+          <w:rFonts w:ascii="Arial" w:hAnsi="Arial" w:cs="Arial"/>
+        </w:rPr>
+        <w:t>1. Sensibilización</w:t>
+      </w:r>
+      <w:r>
+        <w:rPr>
+          <w:rFonts w:ascii="Arial" w:hAnsi="Arial" w:cs="Arial"/>
+        </w:rPr>
+        <w:tab/>
+        <w:t>3.</w:t>
+      </w:r>
+      <w:r>
+        <w:rPr>
+          <w:rFonts w:ascii="Arial" w:hAnsi="Arial" w:cs="Arial"/>
+        </w:rPr>
+        <w:t xml:space="preserve"> Número de</w:t>
+      </w:r>
+      <w:r>
+        <w:rPr>
+          <w:rFonts w:ascii="Arial" w:hAnsi="Arial" w:cs="Arial"/>
+        </w:rPr>
+        <w:t xml:space="preserve"> Asambleas</w:t>
+      </w:r>
+      <w:r>
+        <w:rPr>
+          <w:rFonts w:ascii="Arial" w:hAnsi="Arial" w:cs="Arial"/>
+        </w:rPr>
+        <w:tab/>
+      </w:r>
+      <w:r>
+        <w:rPr>
+          <w:rFonts w:ascii="Arial" w:hAnsi="Arial" w:cs="Arial"/>
+        </w:rPr>
+        <w:tab/>
+      </w:r>
+    </w:p>
+    <w:p>
+      <w:pPr>
+        <w:rPr>
+          <w:rFonts w:ascii="Arial" w:hAnsi="Arial" w:cs="Arial"/>
+        </w:rPr>
+      </w:pPr>
+      <w:r>
+        <w:rPr>
+          <w:rFonts w:ascii="Arial" w:hAnsi="Arial" w:cs="Arial"/>
+        </w:rPr>
+        <w:t xml:space="preserve">2. </w:t>
+      </w:r>
+      <w:r>
+        <w:rPr>
+          <w:rFonts w:ascii="Arial" w:hAnsi="Arial" w:cs="Arial"/>
+        </w:rPr>
+        <w:t xml:space="preserve">número de </w:t>
+      </w:r>
+      <w:r>
+        <w:rPr>
+          <w:rFonts w:ascii="Arial" w:hAnsi="Arial" w:cs="Arial"/>
+        </w:rPr>
+        <w:t>Caminamientos</w:t>
+      </w:r>
+      <w:r>
+        <w:rPr>
+          <w:rFonts w:ascii="Arial" w:hAnsi="Arial" w:cs="Arial"/>
+        </w:rPr>
+        <w:tab/>
+        <w:t>4. Inscripción del acta</w:t>
+      </w:r>
+    </w:p>
+    <w:p>
+      <w:pPr>
+        <w:rPr>
+          <w:rFonts w:ascii="Arial" w:hAnsi="Arial" w:cs="Arial"/>
+        </w:rPr>
+      </w:pPr>
+      <w:r>
+        <w:rPr>
+          <w:rFonts w:ascii="Arial" w:hAnsi="Arial" w:cs="Arial"/>
+        </w:rPr>
+        <w:t>5. Inscripción del convenio de ocupación previa</w:t>
+      </w:r>
+    </w:p>
+    <w:p>
+      <w:pPr>
+        <w:rPr>
+          <w:rFonts w:ascii="Arial" w:hAnsi="Arial" w:cs="Arial"/>
+        </w:rPr>
+      </w:pPr>
+    </w:p>
+    <w:p>
+      <w:pPr>
+        <w:rPr>
+          <w:rFonts w:ascii="Arial" w:hAnsi="Arial" w:cs="Arial"/>
+        </w:rPr>
+      </w:pPr>
+      <w:r>
+        <w:rPr>
+          <w:rFonts w:ascii="Arial" w:hAnsi="Arial" w:cs="Arial"/>
+        </w:rPr>
+        <w:t>El cambio del color se define cuando ya se tiene la anuencia y este inscrito en el RAN (El formulario deberá tener campos finales obligatorios antes de marcar como finalizado)</w:t>
+      </w:r>
+    </w:p>
+    <w:p>
+      <w:pPr>
+        <w:rPr>
+          <w:rFonts w:ascii="Arial" w:hAnsi="Arial" w:cs="Arial"/>
+        </w:rPr>
+      </w:pPr>
+    </w:p>
+    <w:p>
+      <w:pPr>
+        <w:rPr>
+          <w:rFonts w:ascii="Arial" w:hAnsi="Arial" w:cs="Arial"/>
+        </w:rPr>
+      </w:pPr>
+      <w:r>
+        <w:rPr>
+          <w:rFonts w:ascii="Arial" w:hAnsi="Arial" w:cs="Arial"/>
+        </w:rPr>
+        <w:t>Puede haber casos especiales en los cuáles se necesita más superficie y es cuando vuelven a hacer todo el proceso.</w:t>
+      </w:r>
+    </w:p>
+    <w:p>
+      <w:pPr>
+        <w:rPr>
+          <w:rFonts w:ascii="Arial" w:hAnsi="Arial" w:cs="Arial"/>
+        </w:rPr>
+      </w:pPr>
+    </w:p>
+    <w:p>
+      <w:pPr>
+        <w:rPr>
+          <w:rFonts w:ascii="Arial" w:hAnsi="Arial" w:cs="Arial"/>
+        </w:rPr>
+      </w:pPr>
+    </w:p>
+    <w:p>
+      <w:pPr>
+        <w:rPr>
+          <w:rFonts w:ascii="Arial" w:hAnsi="Arial" w:cs="Arial"/>
+        </w:rPr>
+      </w:pPr>
+    </w:p>
+    <w:p>
+      <w:pPr>
+        <w:rPr>
+          <w:rFonts w:ascii="Arial" w:hAnsi="Arial" w:cs="Arial"/>
+        </w:rPr>
+      </w:pPr>
+    </w:p>
+    <w:p>
+      <w:pPr>
+        <w:rPr>
+          <w:rFonts w:ascii="Arial" w:hAnsi="Arial" w:cs="Arial"/>
+        </w:rPr>
+      </w:pPr>
+    </w:p>
+    <w:p>
+      <w:pPr>
+        <w:rPr>
+          <w:rFonts w:ascii="Arial" w:hAnsi="Arial" w:cs="Arial"/>
+        </w:rPr>
+      </w:pPr>
+    </w:p>
+    <w:p>
+      <w:pPr>
+        <w:rPr>
+          <w:rFonts w:ascii="Arial" w:hAnsi="Arial" w:cs="Arial"/>
+        </w:rPr>
+      </w:pPr>
+    </w:p>
+    <w:p>
+      <w:pPr>
+        <w:rPr>
+          <w:rFonts w:ascii="Arial" w:hAnsi="Arial" w:cs="Arial"/>
+        </w:rPr>
+      </w:pPr>
+    </w:p>
+    <w:p>
+      <w:pPr>
+        <w:rPr>
+          <w:rFonts w:ascii="Arial" w:hAnsi="Arial" w:cs="Arial"/>
+          <w:b/>
+          <w:bCs/>
+        </w:rPr>
+      </w:pPr>
+      <w:r>
+        <w:rPr>
+          <w:rFonts w:ascii="Arial" w:hAnsi="Arial" w:cs="Arial"/>
+          <w:b/>
+          <w:bCs/>
+        </w:rPr>
+        <w:lastRenderedPageBreak/>
+        <w:t>Para RN-15</w:t>
+      </w:r>
+    </w:p>
+    <w:p>
+      <w:pPr>
+        <w:rPr>
+          <w:rFonts w:ascii="Arial" w:hAnsi="Arial" w:cs="Arial"/>
+        </w:rPr>
+      </w:pPr>
+      <w:r>
+        <w:rPr>
+          <w:rFonts w:ascii="Arial" w:hAnsi="Arial" w:cs="Arial"/>
+        </w:rPr>
+        <w:t>La auditoría tendrá:</w:t>
+      </w:r>
+      <w:r>
+        <w:rPr>
+          <w:rFonts w:ascii="Arial" w:hAnsi="Arial" w:cs="Arial"/>
+        </w:rPr>
+        <w:br/>
+        <w:t>Quién hizo el cambio | Cuándo se hizo el cambio | Qué cambió | Valor anterior vs el nuevo</w:t>
+      </w:r>
+    </w:p>
+    <w:p>
+      <w:pPr>
+        <w:rPr>
+          <w:rFonts w:ascii="Arial" w:hAnsi="Arial" w:cs="Arial"/>
+        </w:rPr>
+      </w:pPr>
+      <w:r>
+        <w:rPr>
+          <w:rFonts w:ascii="Arial" w:hAnsi="Arial" w:cs="Arial"/>
+        </w:rPr>
+        <w:t>Solo se necesitará:</w:t>
+      </w:r>
+    </w:p>
+    <w:p>
+      <w:pPr>
+        <w:rPr>
+          <w:rFonts w:ascii="Arial" w:hAnsi="Arial" w:cs="Arial"/>
+        </w:rPr>
+      </w:pPr>
+      <w:r>
+        <w:rPr>
+          <w:rFonts w:ascii="Arial" w:hAnsi="Arial" w:cs="Arial"/>
+        </w:rPr>
+        <w:t>Usuario | Fecha | Acción (crear/actualizar) | Núcleo afectado</w:t>
+      </w:r>
+    </w:p>
+    <w:p>
+      <w:pPr>
+        <w:rPr>
+          <w:rFonts w:ascii="Arial" w:hAnsi="Arial" w:cs="Arial"/>
+        </w:rPr>
+      </w:pPr>
+    </w:p>
+    <w:p>
+      <w:pPr>
+        <w:rPr>
+          <w:rFonts w:ascii="Arial" w:hAnsi="Arial" w:cs="Arial"/>
+          <w:b/>
+          <w:bCs/>
+        </w:rPr>
+      </w:pPr>
+      <w:r>
+        <w:rPr>
+          <w:rFonts w:ascii="Arial" w:hAnsi="Arial" w:cs="Arial"/>
+          <w:b/>
+          <w:bCs/>
+        </w:rPr>
+        <w:t>Para RN-11</w:t>
+      </w:r>
+    </w:p>
+    <w:p>
+      <w:pPr>
+        <w:rPr>
+          <w:rFonts w:ascii="Arial" w:hAnsi="Arial" w:cs="Arial"/>
+        </w:rPr>
+      </w:pPr>
+      <w:r>
+        <w:rPr>
+          <w:rFonts w:ascii="Arial" w:hAnsi="Arial" w:cs="Arial"/>
+        </w:rPr>
+        <w:t xml:space="preserve">Se deben agregar las asambleas sin autorización lo cuál lleva a la expropiación </w:t>
+      </w:r>
+    </w:p>
+    <w:p>
+      <w:pPr>
+        <w:rPr>
+          <w:rFonts w:ascii="Arial" w:hAnsi="Arial" w:cs="Arial"/>
+        </w:rPr>
+      </w:pPr>
+      <w:r>
+        <w:rPr>
+          <w:rFonts w:ascii="Arial" w:hAnsi="Arial" w:cs="Arial"/>
+        </w:rPr>
+        <w:t xml:space="preserve">Debe haber un contador de los núcleos expropiados </w:t>
+      </w:r>
+    </w:p>
+    <w:p>
+      <w:pPr>
+        <w:rPr>
+          <w:rFonts w:ascii="Arial" w:hAnsi="Arial" w:cs="Arial"/>
+        </w:rPr>
+      </w:pPr>
+    </w:p>
+    <w:p>
+      <w:pPr>
+        <w:rPr>
+          <w:rFonts w:ascii="Arial" w:hAnsi="Arial" w:cs="Arial"/>
+          <w:b/>
+          <w:bCs/>
+        </w:rPr>
+      </w:pPr>
+      <w:r>
+        <w:rPr>
+          <w:rFonts w:ascii="Arial" w:hAnsi="Arial" w:cs="Arial"/>
+          <w:b/>
+          <w:bCs/>
+        </w:rPr>
+        <w:t>FORMULARIO</w:t>
+      </w:r>
+    </w:p>
+    <w:p>
+      <w:pPr>
+        <w:rPr>
+          <w:rFonts w:ascii="Arial" w:hAnsi="Arial" w:cs="Arial"/>
+          <w:b/>
+          <w:bCs/>
+        </w:rPr>
+      </w:pPr>
+      <w:r>
+        <w:rPr>
+          <w:rFonts w:ascii="Arial" w:hAnsi="Arial" w:cs="Arial"/>
+          <w:b/>
+          <w:bCs/>
+        </w:rPr>
+        <w:t>Para RF-12</w:t>
+      </w:r>
+    </w:p>
+    <w:p>
+      <w:pPr>
+        <w:rPr>
+          <w:rFonts w:ascii="Arial" w:hAnsi="Arial" w:cs="Arial"/>
+        </w:rPr>
+      </w:pPr>
+      <w:r>
+        <w:rPr>
+          <w:rFonts w:ascii="Arial" w:hAnsi="Arial" w:cs="Arial"/>
+        </w:rPr>
+        <w:t>-Seleccionar el núcleo agrario (el núcleo agrario se podrá seleccionar desde una lista desplegable y ya vendrán cargados de forma predeterminada para el tramo, los administradores serán los encargados de poner los núcleos).</w:t>
+      </w:r>
+    </w:p>
+    <w:p>
+      <w:pPr>
+        <w:rPr>
+          <w:rFonts w:ascii="Arial" w:hAnsi="Arial" w:cs="Arial"/>
+        </w:rPr>
+      </w:pPr>
+      <w:r>
+        <w:rPr>
+          <w:rFonts w:ascii="Arial" w:hAnsi="Arial" w:cs="Arial"/>
+        </w:rPr>
+        <w:t>-Número de asambleas:</w:t>
+      </w:r>
+      <w:r>
+        <w:rPr>
+          <w:rFonts w:ascii="Arial" w:hAnsi="Arial" w:cs="Arial"/>
+        </w:rPr>
+        <w:br/>
+      </w:r>
+      <w:r>
+        <w:rPr>
+          <w:rFonts w:ascii="Arial" w:hAnsi="Arial" w:cs="Arial"/>
+        </w:rPr>
+        <w:tab/>
+        <w:t>*Programadas.</w:t>
+      </w:r>
+    </w:p>
+    <w:p>
+      <w:pPr>
+        <w:rPr>
+          <w:rFonts w:ascii="Arial" w:hAnsi="Arial" w:cs="Arial"/>
+        </w:rPr>
+      </w:pPr>
+      <w:r>
+        <w:rPr>
+          <w:rFonts w:ascii="Arial" w:hAnsi="Arial" w:cs="Arial"/>
+        </w:rPr>
+        <w:tab/>
+        <w:t>*Convocadas</w:t>
+      </w:r>
+    </w:p>
+    <w:p>
+      <w:pPr>
+        <w:rPr>
+          <w:rFonts w:ascii="Arial" w:hAnsi="Arial" w:cs="Arial"/>
+        </w:rPr>
+      </w:pPr>
+      <w:r>
+        <w:rPr>
+          <w:rFonts w:ascii="Arial" w:hAnsi="Arial" w:cs="Arial"/>
+        </w:rPr>
+        <w:tab/>
+        <w:t>*Realizadas</w:t>
+      </w:r>
+      <w:r>
+        <w:rPr>
+          <w:rFonts w:ascii="Arial" w:hAnsi="Arial" w:cs="Arial"/>
+        </w:rPr>
+        <w:br/>
+        <w:t>-Convenios firmados:</w:t>
+      </w:r>
+      <w:r>
+        <w:rPr>
+          <w:rFonts w:ascii="Arial" w:hAnsi="Arial" w:cs="Arial"/>
+        </w:rPr>
+        <w:br/>
+        <w:t>Aquí vienen las propiedades de uso común y las individuales, en las individuales vienen las tierras individuales y las de copropiedad, las individuales son cuando afectan a una sola persona y las de copropiedad cuando afectan a más de una persona, pues las de copropiedad le pertenecen a más de una sola persona</w:t>
+      </w:r>
+      <w:r>
+        <w:rPr>
+          <w:rFonts w:ascii="Arial" w:hAnsi="Arial" w:cs="Arial"/>
+        </w:rPr>
+        <w:t xml:space="preserve"> </w:t>
+      </w:r>
+      <w:r>
+        <w:rPr>
+          <w:rFonts w:ascii="Arial" w:hAnsi="Arial" w:cs="Arial"/>
+        </w:rPr>
+        <w:br/>
+      </w:r>
+      <w:r>
+        <w:rPr>
+          <w:rFonts w:ascii="Arial" w:hAnsi="Arial" w:cs="Arial"/>
+        </w:rPr>
+        <w:br/>
+      </w:r>
+      <w:r>
+        <w:rPr>
+          <w:rFonts w:ascii="Arial" w:hAnsi="Arial" w:cs="Arial"/>
+        </w:rPr>
+        <w:t>En un núcleo hay parceladas y propiedad de uso común</w:t>
+      </w:r>
+      <w:r>
+        <w:rPr>
+          <w:rFonts w:ascii="Arial" w:hAnsi="Arial" w:cs="Arial"/>
+        </w:rPr>
+        <w:br/>
+        <w:t>En las parceladas está la propiedad individual y la copropiedad</w:t>
+      </w:r>
+      <w:r>
+        <w:rPr>
+          <w:rFonts w:ascii="Arial" w:hAnsi="Arial" w:cs="Arial"/>
+        </w:rPr>
+        <w:br/>
+        <w:t>En las de uso común está la infraestructura, parcelas no asignadas y parcelas con destino específico</w:t>
+      </w:r>
+      <w:r>
+        <w:rPr>
+          <w:rFonts w:ascii="Arial" w:hAnsi="Arial" w:cs="Arial"/>
+        </w:rPr>
+        <w:br/>
+      </w:r>
+      <w:r>
+        <w:rPr>
+          <w:rFonts w:ascii="Arial" w:hAnsi="Arial" w:cs="Arial"/>
+        </w:rPr>
+        <w:br/>
+      </w:r>
+      <w:r>
+        <w:rPr>
+          <w:rFonts w:ascii="Arial" w:hAnsi="Arial" w:cs="Arial"/>
+        </w:rPr>
+        <w:br/>
+      </w:r>
+    </w:p>
+    <w:p>
+      <w:pPr>
+        <w:rPr>
+          <w:rFonts w:ascii="Arial" w:hAnsi="Arial" w:cs="Arial"/>
+        </w:rPr>
+      </w:pPr>
+      <w:r>
+        <w:rPr>
+          <w:rFonts w:ascii="Arial" w:hAnsi="Arial" w:cs="Arial"/>
+        </w:rPr>
+        <w:lastRenderedPageBreak/>
+        <w:t>El sistema debe tener una opción de guardado para poder continuar con el formulario en caso de que se siga editando y en cuanto se haya comenzado a registrar un nuevo tramo, el sistema debe quitar ese tramo de las opciones y lo pasará a actualizar información, en actualizar información se guardarán los tramos que no se han marcado como verdes.</w:t>
+      </w:r>
+    </w:p>
+    <w:p>
+      <w:pPr>
+        <w:rPr>
+          <w:rFonts w:ascii="Arial" w:hAnsi="Arial" w:cs="Arial"/>
+        </w:rPr>
+      </w:pPr>
+      <w:r>
+        <w:rPr>
+          <w:rFonts w:ascii="Arial" w:hAnsi="Arial" w:cs="Arial"/>
+        </w:rPr>
+        <w:t>El operador controlará el color del tramo en todo momento.</w:t>
+      </w:r>
+    </w:p>
+    <w:p>
+      <w:pPr>
+        <w:rPr>
+          <w:rFonts w:ascii="Arial" w:hAnsi="Arial" w:cs="Arial"/>
+        </w:rPr>
+      </w:pPr>
+    </w:p>
+    <w:p>
+      <w:pPr>
+        <w:rPr>
+          <w:rFonts w:ascii="Arial" w:hAnsi="Arial" w:cs="Arial"/>
+        </w:rPr>
+      </w:pPr>
+    </w:p>
+    <w:p>
+      <w:pPr>
+        <w:rPr>
+          <w:rFonts w:ascii="Arial" w:hAnsi="Arial" w:cs="Arial"/>
+        </w:rPr>
+      </w:pPr>
+      <w:r>
+        <w:rPr>
+          <w:rFonts w:ascii="Arial" w:hAnsi="Arial" w:cs="Arial"/>
+          <w:b/>
+          <w:bCs/>
+        </w:rPr>
+        <w:t xml:space="preserve">PARA CREAR EL </w:t>
+      </w:r>
+      <w:r>
+        <w:rPr>
+          <w:rFonts w:ascii="Arial" w:hAnsi="Arial" w:cs="Arial"/>
+          <w:b/>
+          <w:bCs/>
+        </w:rPr>
+        <w:t>REPORTE</w:t>
+      </w:r>
+      <w:r>
+        <w:rPr>
+          <w:rFonts w:ascii="Arial" w:hAnsi="Arial" w:cs="Arial"/>
+        </w:rPr>
+        <w:br/>
+        <w:t>El reporte final debe tener el total de asambleas y cuántas asambleas hubo por separado</w:t>
+      </w:r>
+    </w:p>
+    <w:p>
+      <w:pPr>
+        <w:rPr>
+          <w:rFonts w:ascii="Arial" w:hAnsi="Arial" w:cs="Arial"/>
+        </w:rPr>
+      </w:pPr>
+      <w:r>
+        <w:rPr>
+          <w:rFonts w:ascii="Arial" w:hAnsi="Arial" w:cs="Arial"/>
+        </w:rPr>
+        <w:t>Número de parcelas afectadas</w:t>
+      </w:r>
+    </w:p>
+    <w:p>
+      <w:pPr>
+        <w:rPr>
+          <w:rFonts w:ascii="Arial" w:hAnsi="Arial" w:cs="Arial"/>
+        </w:rPr>
+      </w:pPr>
+      <w:r>
+        <w:rPr>
+          <w:rFonts w:ascii="Arial" w:hAnsi="Arial" w:cs="Arial"/>
+        </w:rPr>
+        <w:t>Número de personas afectadas</w:t>
+      </w:r>
+    </w:p>
+    <w:p>
+      <w:pPr>
+        <w:rPr>
+          <w:rFonts w:ascii="Arial" w:hAnsi="Arial" w:cs="Arial"/>
+        </w:rPr>
+      </w:pPr>
+      <w:r>
+        <w:rPr>
+          <w:rFonts w:ascii="Arial" w:hAnsi="Arial" w:cs="Arial"/>
+        </w:rPr>
+        <w:t>Superficie total</w:t>
+      </w:r>
+      <w:r>
+        <w:rPr>
+          <w:rFonts w:ascii="Arial" w:hAnsi="Arial" w:cs="Arial"/>
+        </w:rPr>
+        <w:t xml:space="preserve"> afectada</w:t>
+      </w:r>
+    </w:p>
+    <w:p>
+      <w:pPr>
+        <w:rPr>
+          <w:rFonts w:ascii="Arial" w:hAnsi="Arial" w:cs="Arial"/>
+        </w:rPr>
+      </w:pPr>
+      <w:r>
+        <w:rPr>
+          <w:rFonts w:ascii="Arial" w:hAnsi="Arial" w:cs="Arial"/>
+        </w:rPr>
+        <w:t xml:space="preserve">Qué tipo de propiedad fue (parcelada o uso común) y cuánto se afectó de esa propiedad </w:t>
+      </w:r>
+    </w:p>
+    <w:p>
+      <w:pPr>
+        <w:rPr>
+          <w:rFonts w:ascii="Arial" w:hAnsi="Arial" w:cs="Arial"/>
+        </w:rPr>
+      </w:pPr>
+      <w:r>
+        <w:rPr>
+          <w:rFonts w:ascii="Arial" w:hAnsi="Arial" w:cs="Arial"/>
+        </w:rPr>
+        <w:t>El reporte debe generar totales de todo y totales individuales de cada cosa.</w:t>
+      </w:r>
     </w:p>
     <w:sectPr>
       <w:pgSz w:w="12240" w:h="15840"/>
@@ -6309,6 +6864,7 @@
   <w:style w:type="character" w:default="1" w:styleId="Fuentedeprrafopredeter">
     <w:name w:val="Default Paragraph Font"/>
     <w:uiPriority w:val="1"/>
+    <w:semiHidden/>
     <w:unhideWhenUsed/>
   </w:style>
   <w:style w:type="table" w:default="1" w:styleId="Tablanormal">

--- a/docs/Ideas de Requerimientos PA.docx
+++ b/docs/Ideas de Requerimientos PA.docx
@@ -613,8 +613,16 @@
         <w:rPr>
           <w:rFonts w:ascii="Arial" w:hAnsi="Arial" w:cs="Arial"/>
         </w:rPr>
-        <w:t>en gris lo que falta por ser liberado</w:t>
-      </w:r>
+        <w:t xml:space="preserve">en gris lo que falta por ser </w:t>
+      </w:r>
+      <w:proofErr w:type="gramStart"/>
+      <w:r>
+        <w:rPr>
+          <w:rFonts w:ascii="Arial" w:hAnsi="Arial" w:cs="Arial"/>
+        </w:rPr>
+        <w:t>liberado</w:t>
+      </w:r>
+      <w:proofErr w:type="gramEnd"/>
       <w:r>
         <w:rPr>
           <w:rFonts w:ascii="Arial" w:hAnsi="Arial" w:cs="Arial"/>
@@ -2371,7 +2379,21 @@
           <w:rFonts w:ascii="Arial" w:hAnsi="Arial" w:cs="Arial"/>
         </w:rPr>
         <w:lastRenderedPageBreak/>
-        <w:t>El mapa no hará zoom, no tendrá edición libre, ni se podrá recalcular el mapa.</w:t>
+        <w:t xml:space="preserve">El mapa no hará </w:t>
+      </w:r>
+      <w:proofErr w:type="gramStart"/>
+      <w:r>
+        <w:rPr>
+          <w:rFonts w:ascii="Arial" w:hAnsi="Arial" w:cs="Arial"/>
+        </w:rPr>
+        <w:t>zoom</w:t>
+      </w:r>
+      <w:proofErr w:type="gramEnd"/>
+      <w:r>
+        <w:rPr>
+          <w:rFonts w:ascii="Arial" w:hAnsi="Arial" w:cs="Arial"/>
+        </w:rPr>
+        <w:t>, no tendrá edición libre, ni se podrá recalcular el mapa.</w:t>
       </w:r>
     </w:p>
     <w:p>
@@ -2488,19 +2510,6 @@
           <w:rFonts w:ascii="Arial" w:hAnsi="Arial" w:cs="Arial"/>
         </w:rPr>
         <w:tab/>
-        <w:t>3.</w:t>
-      </w:r>
-      <w:r>
-        <w:rPr>
-          <w:rFonts w:ascii="Arial" w:hAnsi="Arial" w:cs="Arial"/>
-        </w:rPr>
-        <w:t xml:space="preserve"> Número de</w:t>
-      </w:r>
-      <w:r>
-        <w:rPr>
-          <w:rFonts w:ascii="Arial" w:hAnsi="Arial" w:cs="Arial"/>
-        </w:rPr>
-        <w:t xml:space="preserve"> Asambleas</w:t>
       </w:r>
       <w:r>
         <w:rPr>
@@ -2508,6 +2517,31 @@
         </w:rPr>
         <w:tab/>
       </w:r>
+    </w:p>
+    <w:p>
+      <w:pPr>
+        <w:rPr>
+          <w:rFonts w:ascii="Arial" w:hAnsi="Arial" w:cs="Arial"/>
+        </w:rPr>
+      </w:pPr>
+      <w:r>
+        <w:rPr>
+          <w:rFonts w:ascii="Arial" w:hAnsi="Arial" w:cs="Arial"/>
+        </w:rPr>
+        <w:t xml:space="preserve">2. </w:t>
+      </w:r>
+      <w:r>
+        <w:rPr>
+          <w:rFonts w:ascii="Arial" w:hAnsi="Arial" w:cs="Arial"/>
+        </w:rPr>
+        <w:t xml:space="preserve">número de </w:t>
+      </w:r>
+      <w:r>
+        <w:rPr>
+          <w:rFonts w:ascii="Arial" w:hAnsi="Arial" w:cs="Arial"/>
+        </w:rPr>
+        <w:t>Caminamientos</w:t>
+      </w:r>
       <w:r>
         <w:rPr>
           <w:rFonts w:ascii="Arial" w:hAnsi="Arial" w:cs="Arial"/>
@@ -2525,25 +2559,25 @@
         <w:rPr>
           <w:rFonts w:ascii="Arial" w:hAnsi="Arial" w:cs="Arial"/>
         </w:rPr>
-        <w:t xml:space="preserve">2. </w:t>
-      </w:r>
-      <w:r>
-        <w:rPr>
-          <w:rFonts w:ascii="Arial" w:hAnsi="Arial" w:cs="Arial"/>
-        </w:rPr>
-        <w:t xml:space="preserve">número de </w:t>
-      </w:r>
-      <w:r>
-        <w:rPr>
-          <w:rFonts w:ascii="Arial" w:hAnsi="Arial" w:cs="Arial"/>
-        </w:rPr>
-        <w:t>Caminamientos</w:t>
+        <w:t>3. Número de Asambleas</w:t>
       </w:r>
       <w:r>
         <w:rPr>
           <w:rFonts w:ascii="Arial" w:hAnsi="Arial" w:cs="Arial"/>
         </w:rPr>
         <w:tab/>
+      </w:r>
+    </w:p>
+    <w:p>
+      <w:pPr>
+        <w:rPr>
+          <w:rFonts w:ascii="Arial" w:hAnsi="Arial" w:cs="Arial"/>
+        </w:rPr>
+      </w:pPr>
+      <w:r>
+        <w:rPr>
+          <w:rFonts w:ascii="Arial" w:hAnsi="Arial" w:cs="Arial"/>
+        </w:rPr>
         <w:t>4. Inscripción del acta</w:t>
       </w:r>
     </w:p>
@@ -2606,6 +2640,50 @@
           <w:rFonts w:ascii="Arial" w:hAnsi="Arial" w:cs="Arial"/>
         </w:rPr>
       </w:pPr>
+      <w:r>
+        <w:rPr>
+          <w:rFonts w:ascii="Arial" w:hAnsi="Arial" w:cs="Arial"/>
+        </w:rPr>
+        <w:t>También hay conflictos legales cuando se requiere la expropiación, cuando no hay una convocatoria y los procesos del orden del día no están especificados en la convocatoria.</w:t>
+      </w:r>
+    </w:p>
+    <w:p>
+      <w:pPr>
+        <w:rPr>
+          <w:rFonts w:ascii="Arial" w:hAnsi="Arial" w:cs="Arial"/>
+        </w:rPr>
+      </w:pPr>
+      <w:r>
+        <w:rPr>
+          <w:rFonts w:ascii="Arial" w:hAnsi="Arial" w:cs="Arial"/>
+        </w:rPr>
+        <w:t xml:space="preserve">De acuerdo desde el artículo 93. </w:t>
+      </w:r>
+      <w:r>
+        <w:rPr>
+          <w:rFonts w:ascii="Arial" w:hAnsi="Arial" w:cs="Arial"/>
+        </w:rPr>
+        <w:t xml:space="preserve">No se puede llegar a un ejido con un acto autoritario y desocupar </w:t>
+      </w:r>
+      <w:r>
+        <w:rPr>
+          <w:rFonts w:ascii="Arial" w:hAnsi="Arial" w:cs="Arial"/>
+        </w:rPr>
+        <w:t>solo porque sí, se necesita una ocupación previa por el decreto expropiatorio</w:t>
+      </w:r>
+      <w:r>
+        <w:rPr>
+          <w:rFonts w:ascii="Arial" w:hAnsi="Arial" w:cs="Arial"/>
+        </w:rPr>
+        <w:t>.</w:t>
+      </w:r>
+      <w:r>
+        <w:rPr>
+          <w:rFonts w:ascii="Arial" w:hAnsi="Arial" w:cs="Arial"/>
+        </w:rPr>
+        <w:br/>
+        <w:t xml:space="preserve">A excepción cuando se apruebe la ocupación y medie un convenio donde se plasmen los acuerdos y compromisos </w:t>
+      </w:r>
     </w:p>
     <w:p>
       <w:pPr>
@@ -2670,7 +2748,6 @@
           <w:b/>
           <w:bCs/>
         </w:rPr>
-        <w:lastRenderedPageBreak/>
         <w:t>Para RN-15</w:t>
       </w:r>
     </w:p>
@@ -2889,7 +2966,14 @@
           <w:rFonts w:ascii="Arial" w:hAnsi="Arial" w:cs="Arial"/>
         </w:rPr>
         <w:br/>
-        <w:t>Aquí vienen las propiedades de uso común y las individuales, en las individuales vienen las tierras individuales y las de copropiedad, las individuales son cuando afectan a una sola persona y las de copropiedad cuando afectan a más de una persona, pues las de copropiedad le pertenecen a más de una sola persona</w:t>
+        <w:t xml:space="preserve">Aquí vienen las propiedades de uso común y las individuales, en las individuales vienen las tierras individuales y las de copropiedad, las individuales son cuando </w:t>
+      </w:r>
+      <w:r>
+        <w:rPr>
+          <w:rFonts w:ascii="Arial" w:hAnsi="Arial" w:cs="Arial"/>
+        </w:rPr>
+        <w:lastRenderedPageBreak/>
+        <w:t>afectan a una sola persona y las de copropiedad cuando afectan a más de una persona, pues las de copropiedad le pertenecen a más de una sola persona</w:t>
       </w:r>
       <w:r>
         <w:rPr>
@@ -2939,6 +3023,12 @@
         <w:rPr>
           <w:rFonts w:ascii="Arial" w:hAnsi="Arial" w:cs="Arial"/>
         </w:rPr>
+        <w:t>Aunque también hay áreas que no hay parcelas (tierras que no están registradas)</w:t>
+      </w:r>
+      <w:r>
+        <w:rPr>
+          <w:rFonts w:ascii="Arial" w:hAnsi="Arial" w:cs="Arial"/>
+        </w:rPr>
         <w:br/>
       </w:r>
       <w:r>
@@ -2958,7 +3048,6 @@
         <w:rPr>
           <w:rFonts w:ascii="Arial" w:hAnsi="Arial" w:cs="Arial"/>
         </w:rPr>
-        <w:lastRenderedPageBreak/>
         <w:t>El sistema debe tener una opción de guardado para poder continuar con el formulario en caso de que se siga editando y en cuanto se haya comenzado a registrar un nuevo tramo, el sistema debe quitar ese tramo de las opciones y lo pasará a actualizar información, en actualizar información se guardarán los tramos que no se han marcado como verdes.</w:t>
       </w:r>
     </w:p>
